--- a/arepitas-de-padres/todo list.docx
+++ b/arepitas-de-padres/todo list.docx
@@ -220,6 +220,137 @@
           <w:sz w:val="40"/>
           <w:szCs w:val="40"/>
         </w:rPr>
+        <w:t>Arepa Types:</w:t>
+      </w:r>
+    </w:p>
+    <w:p>
+      <w:pPr>
+        <w:pStyle w:val="Normal"/>
+        <w:numPr>
+          <w:ilvl w:val="0"/>
+          <w:numId w:val="3"/>
+        </w:numPr>
+        <w:bidi w:val="0"/>
+        <w:jc w:val="start"/>
+        <w:rPr>
+          <w:b/>
+          <w:bCs/>
+          <w:sz w:val="24"/>
+          <w:szCs w:val="24"/>
+        </w:rPr>
+      </w:pPr>
+      <w:r>
+        <w:rPr>
+          <w:b/>
+          <w:bCs/>
+          <w:sz w:val="24"/>
+          <w:szCs w:val="24"/>
+        </w:rPr>
+        <w:t>cheese</w:t>
+      </w:r>
+    </w:p>
+    <w:p>
+      <w:pPr>
+        <w:pStyle w:val="Normal"/>
+        <w:numPr>
+          <w:ilvl w:val="0"/>
+          <w:numId w:val="3"/>
+        </w:numPr>
+        <w:bidi w:val="0"/>
+        <w:jc w:val="start"/>
+        <w:rPr>
+          <w:b/>
+          <w:bCs/>
+          <w:sz w:val="24"/>
+          <w:szCs w:val="24"/>
+        </w:rPr>
+      </w:pPr>
+      <w:r>
+        <w:rPr>
+          <w:b/>
+          <w:bCs/>
+          <w:sz w:val="24"/>
+          <w:szCs w:val="24"/>
+        </w:rPr>
+        <w:t>ground beef</w:t>
+      </w:r>
+    </w:p>
+    <w:p>
+      <w:pPr>
+        <w:pStyle w:val="Normal"/>
+        <w:numPr>
+          <w:ilvl w:val="0"/>
+          <w:numId w:val="3"/>
+        </w:numPr>
+        <w:bidi w:val="0"/>
+        <w:jc w:val="start"/>
+        <w:rPr>
+          <w:b/>
+          <w:bCs/>
+          <w:sz w:val="24"/>
+          <w:szCs w:val="24"/>
+        </w:rPr>
+      </w:pPr>
+      <w:r>
+        <w:rPr>
+          <w:b/>
+          <w:bCs/>
+          <w:sz w:val="24"/>
+          <w:szCs w:val="24"/>
+        </w:rPr>
+        <w:t>chicken</w:t>
+      </w:r>
+    </w:p>
+    <w:p>
+      <w:pPr>
+        <w:pStyle w:val="Normal"/>
+        <w:numPr>
+          <w:ilvl w:val="0"/>
+          <w:numId w:val="3"/>
+        </w:numPr>
+        <w:bidi w:val="0"/>
+        <w:jc w:val="start"/>
+        <w:rPr>
+          <w:b/>
+          <w:bCs/>
+          <w:sz w:val="24"/>
+          <w:szCs w:val="24"/>
+        </w:rPr>
+      </w:pPr>
+      <w:r>
+        <w:rPr>
+          <w:b/>
+          <w:bCs/>
+          <w:sz w:val="24"/>
+          <w:szCs w:val="24"/>
+        </w:rPr>
+        <w:t>bacon</w:t>
+      </w:r>
+    </w:p>
+    <w:p>
+      <w:pPr>
+        <w:pStyle w:val="Normal"/>
+        <w:numPr>
+          <w:ilvl w:val="0"/>
+          <w:numId w:val="3"/>
+        </w:numPr>
+        <w:bidi w:val="0"/>
+        <w:jc w:val="start"/>
+        <w:rPr>
+          <w:b/>
+          <w:bCs/>
+          <w:sz w:val="24"/>
+          <w:szCs w:val="24"/>
+        </w:rPr>
+      </w:pPr>
+      <w:r>
+        <w:rPr>
+          <w:b/>
+          <w:bCs/>
+          <w:sz w:val="24"/>
+          <w:szCs w:val="24"/>
+        </w:rPr>
+        <w:t>little corn</w:t>
       </w:r>
     </w:p>
     <w:p>
@@ -709,6 +840,125 @@
   <w:abstractNum w:abstractNumId="3">
     <w:lvl w:ilvl="0">
       <w:start w:val="1"/>
+      <w:numFmt w:val="decimal"/>
+      <w:lvlText w:val="%1."/>
+      <w:lvlJc w:val="start"/>
+      <w:pPr>
+        <w:tabs>
+          <w:tab w:val="num" w:pos="720"/>
+        </w:tabs>
+        <w:ind w:start="720" w:hanging="360"/>
+      </w:pPr>
+      <w:rPr/>
+    </w:lvl>
+    <w:lvl w:ilvl="1">
+      <w:start w:val="1"/>
+      <w:numFmt w:val="decimal"/>
+      <w:lvlText w:val="%2."/>
+      <w:lvlJc w:val="start"/>
+      <w:pPr>
+        <w:tabs>
+          <w:tab w:val="num" w:pos="1080"/>
+        </w:tabs>
+        <w:ind w:start="1080" w:hanging="360"/>
+      </w:pPr>
+      <w:rPr/>
+    </w:lvl>
+    <w:lvl w:ilvl="2">
+      <w:start w:val="1"/>
+      <w:numFmt w:val="decimal"/>
+      <w:lvlText w:val="%3."/>
+      <w:lvlJc w:val="start"/>
+      <w:pPr>
+        <w:tabs>
+          <w:tab w:val="num" w:pos="1440"/>
+        </w:tabs>
+        <w:ind w:start="1440" w:hanging="360"/>
+      </w:pPr>
+      <w:rPr/>
+    </w:lvl>
+    <w:lvl w:ilvl="3">
+      <w:start w:val="1"/>
+      <w:numFmt w:val="decimal"/>
+      <w:lvlText w:val="%4."/>
+      <w:lvlJc w:val="start"/>
+      <w:pPr>
+        <w:tabs>
+          <w:tab w:val="num" w:pos="1800"/>
+        </w:tabs>
+        <w:ind w:start="1800" w:hanging="360"/>
+      </w:pPr>
+      <w:rPr/>
+    </w:lvl>
+    <w:lvl w:ilvl="4">
+      <w:start w:val="1"/>
+      <w:numFmt w:val="decimal"/>
+      <w:lvlText w:val="%5."/>
+      <w:lvlJc w:val="start"/>
+      <w:pPr>
+        <w:tabs>
+          <w:tab w:val="num" w:pos="2160"/>
+        </w:tabs>
+        <w:ind w:start="2160" w:hanging="360"/>
+      </w:pPr>
+      <w:rPr/>
+    </w:lvl>
+    <w:lvl w:ilvl="5">
+      <w:start w:val="1"/>
+      <w:numFmt w:val="decimal"/>
+      <w:lvlText w:val="%6."/>
+      <w:lvlJc w:val="start"/>
+      <w:pPr>
+        <w:tabs>
+          <w:tab w:val="num" w:pos="2520"/>
+        </w:tabs>
+        <w:ind w:start="2520" w:hanging="360"/>
+      </w:pPr>
+      <w:rPr/>
+    </w:lvl>
+    <w:lvl w:ilvl="6">
+      <w:start w:val="1"/>
+      <w:numFmt w:val="decimal"/>
+      <w:lvlText w:val="%7."/>
+      <w:lvlJc w:val="start"/>
+      <w:pPr>
+        <w:tabs>
+          <w:tab w:val="num" w:pos="2880"/>
+        </w:tabs>
+        <w:ind w:start="2880" w:hanging="360"/>
+      </w:pPr>
+      <w:rPr/>
+    </w:lvl>
+    <w:lvl w:ilvl="7">
+      <w:start w:val="1"/>
+      <w:numFmt w:val="decimal"/>
+      <w:lvlText w:val="%8."/>
+      <w:lvlJc w:val="start"/>
+      <w:pPr>
+        <w:tabs>
+          <w:tab w:val="num" w:pos="3240"/>
+        </w:tabs>
+        <w:ind w:start="3240" w:hanging="360"/>
+      </w:pPr>
+      <w:rPr/>
+    </w:lvl>
+    <w:lvl w:ilvl="8">
+      <w:start w:val="1"/>
+      <w:numFmt w:val="decimal"/>
+      <w:lvlText w:val="%9."/>
+      <w:lvlJc w:val="start"/>
+      <w:pPr>
+        <w:tabs>
+          <w:tab w:val="num" w:pos="3600"/>
+        </w:tabs>
+        <w:ind w:start="3600" w:hanging="360"/>
+      </w:pPr>
+      <w:rPr/>
+    </w:lvl>
+  </w:abstractNum>
+  <w:abstractNum w:abstractNumId="4">
+    <w:lvl w:ilvl="0">
+      <w:start w:val="1"/>
       <w:numFmt w:val="none"/>
       <w:suff w:val="nothing"/>
       <w:lvlText w:val="%1"/>
@@ -833,6 +1083,9 @@
   </w:num>
   <w:num w:numId="3">
     <w:abstractNumId w:val="3"/>
+  </w:num>
+  <w:num w:numId="4">
+    <w:abstractNumId w:val="4"/>
   </w:num>
 </w:numbering>
 </file>

--- a/arepitas-de-padres/todo list.docx
+++ b/arepitas-de-padres/todo list.docx
@@ -535,7 +535,31 @@
       </w:pPr>
       <w:r>
         <w:rPr/>
-        <w:t>glowing borders on hover</w:t>
+        <w:t xml:space="preserve">glowing borders </w:t>
+      </w:r>
+      <w:r>
+        <w:rPr/>
+        <w:t xml:space="preserve">for pending interactions </w:t>
+      </w:r>
+      <w:r>
+        <w:rPr/>
+        <w:t>on hover</w:t>
+      </w:r>
+    </w:p>
+    <w:p>
+      <w:pPr>
+        <w:pStyle w:val="Normal"/>
+        <w:numPr>
+          <w:ilvl w:val="0"/>
+          <w:numId w:val="1"/>
+        </w:numPr>
+        <w:bidi w:val="0"/>
+        <w:jc w:val="start"/>
+        <w:rPr/>
+      </w:pPr>
+      <w:r>
+        <w:rPr/>
+        <w:t>disposable pans!!!</w:t>
       </w:r>
     </w:p>
     <w:p>
